--- a/resumes/Mikhail_Fedrunov_HR_RU.docx
+++ b/resumes/Mikhail_Fedrunov_HR_RU.docx
@@ -131,7 +131,7 @@
             <w:r>
               <w:drawing>
                 <wp:inline xmlns:a="http://schemas.openxmlformats.org/drawingml/2006/main" xmlns:pic="http://schemas.openxmlformats.org/drawingml/2006/picture">
-                  <wp:extent cx="810000" cy="1026000"/>
+                  <wp:extent cx="871200" cy="1306800"/>
                   <wp:docPr id="1" name="Picture 1"/>
                   <wp:cNvGraphicFramePr>
                     <a:graphicFrameLocks noChangeAspect="1"/>
@@ -140,7 +140,7 @@
                     <a:graphicData uri="http://schemas.openxmlformats.org/drawingml/2006/picture">
                       <pic:pic>
                         <pic:nvPicPr>
-                          <pic:cNvPr id="0" name="mikhail-fedrunov.jpg"/>
+                          <pic:cNvPr id="0" name="mikhail-fedrunov-resume.png"/>
                           <pic:cNvPicPr/>
                         </pic:nvPicPr>
                         <pic:blipFill>
@@ -152,7 +152,7 @@
                         <pic:spPr>
                           <a:xfrm>
                             <a:off x="0" y="0"/>
-                            <a:ext cx="810000" cy="1026000"/>
+                            <a:ext cx="871200" cy="1306800"/>
                           </a:xfrm>
                           <a:prstGeom prst="rect"/>
                         </pic:spPr>
@@ -294,7 +294,7 @@
           <w:color w:val="171717"/>
           <w:sz w:val="19"/>
         </w:rPr>
-        <w:t>1С-разработчик и бизнес-аналитик с практическим опытом автоматизации торговли, производства, склада, логистики, маркировки и документооборота. Самостоятельно прохожу полный цикл: уточняю задачу, разбираю процесс, проектирую решение, разрабатываю, тестирую, запускаю и сопровождаю.</w:t>
+        <w:t>1С-разработчик и бизнес-аналитик. Автоматизирую процессы торговли, производства, склада, логистики, маркировки и документооборота. Самостоятельно собираю требования, проектирую и разрабатываю решения, проверяю их на тестовой базе, внедряю и сопровождаю после запуска.</w:t>
       </w:r>
     </w:p>
     <w:p>
@@ -302,7 +302,7 @@
         <w:pStyle w:val="Heading2"/>
       </w:pPr>
       <w:r>
-        <w:t>Что получает работодатель</w:t>
+        <w:t>Ключевая квалификация</w:t>
       </w:r>
     </w:p>
     <w:p>
@@ -316,7 +316,7 @@
           <w:color w:val="171717"/>
           <w:sz w:val="18"/>
         </w:rPr>
-        <w:t>Один специалист закрывает разработку 1С, бизнес-анализ и интеграционные задачи.</w:t>
+        <w:t>Разработка на платформе 1С: расширения, внешние обработки, отчёты, документы, регистры и печатные формы.</w:t>
       </w:r>
     </w:p>
     <w:p>
@@ -330,7 +330,7 @@
           <w:color w:val="171717"/>
           <w:sz w:val="18"/>
         </w:rPr>
-        <w:t>Решения строятся вокруг реального процесса пользователя, а не только технического задания.</w:t>
+        <w:t>Интеграции через HTTP/True API, FTP, JSON и XML; фоновые и регламентные задания.</w:t>
       </w:r>
     </w:p>
     <w:p>
@@ -344,7 +344,7 @@
           <w:color w:val="171717"/>
           <w:sz w:val="18"/>
         </w:rPr>
-        <w:t>Рабочие инструменты внедряются в production и сопровождаются после запуска.</w:t>
+        <w:t>Сбор требований и анализ процессов совместно с бухгалтерией, продажами, логистикой, складом и руководством.</w:t>
       </w:r>
     </w:p>
     <w:p>
@@ -358,7 +358,7 @@
           <w:color w:val="171717"/>
           <w:sz w:val="18"/>
         </w:rPr>
-        <w:t>Опыт внутри склада и логистики помогает быстро понимать движение товара и документов.</w:t>
+        <w:t>Практическое понимание складского учёта, движения товара, первичных документов и межбазовых обменов.</w:t>
       </w:r>
     </w:p>
     <w:p>
@@ -985,7 +985,7 @@
           <w:color w:val="171717"/>
           <w:sz w:val="19"/>
         </w:rPr>
-        <w:t>Ниже приведены показательные кейсы, а не полный список выполненных задач. Нестандартные запросы руководства и пользователей самостоятельно формализовывались и доводились до рабочего результата.</w:t>
+        <w:t>Ниже приведена часть реализованных решений. Помимо этих проектов, выполнял текущие доработки по запросам руководства и пользователей: самостоятельно уточнял требования и отвечал за результат после внедрения.</w:t>
       </w:r>
     </w:p>
     <w:p>
